--- a/Data Analytics Python Rv Patel/FileSubmitSyBSCDs 2025.docx
+++ b/Data Analytics Python Rv Patel/FileSubmitSyBSCDs 2025.docx
@@ -2,6 +2,11 @@
 <file path=word/document.xml><?xml version="1.0" encoding="utf-8"?>
 <w:document xmlns:wpc="http://schemas.microsoft.com/office/word/2010/wordprocessingCanvas" xmlns:cx="http://schemas.microsoft.com/office/drawing/2014/chartex" xmlns:cx1="http://schemas.microsoft.com/office/drawing/2015/9/8/chartex" xmlns:cx2="http://schemas.microsoft.com/office/drawing/2015/10/21/chartex" xmlns:cx3="http://schemas.microsoft.com/office/drawing/2016/5/9/chartex" xmlns:cx4="http://schemas.microsoft.com/office/drawing/2016/5/10/chartex" xmlns:cx5="http://schemas.microsoft.com/office/drawing/2016/5/11/chartex" xmlns:cx6="http://schemas.microsoft.com/office/drawing/2016/5/12/chartex" xmlns:cx7="http://schemas.microsoft.com/office/drawing/2016/5/13/chartex" xmlns:cx8="http://schemas.microsoft.com/office/drawing/2016/5/14/chartex" xmlns:mc="http://schemas.openxmlformats.org/markup-compatibility/2006" xmlns:aink="http://schemas.microsoft.com/office/drawing/2016/ink" xmlns:am3d="http://schemas.microsoft.com/office/drawing/2017/model3d" xmlns:o="urn:schemas-microsoft-com:office:office" xmlns:oel="http://schemas.microsoft.com/office/2019/extlst" xmlns:r="http://schemas.openxmlformats.org/officeDocument/2006/relationships" xmlns:m="http://schemas.openxmlformats.org/officeDocument/2006/math" xmlns:v="urn:schemas-microsoft-com:vml" xmlns:wp14="http://schemas.microsoft.com/office/word/2010/wordprocessingDrawing" xmlns:wp="http://schemas.openxmlformats.org/drawingml/2006/wordprocessingDrawing" xmlns:w10="urn:schemas-microsoft-com:office:word" xmlns:w="http://schemas.openxmlformats.org/wordprocessingml/2006/main" xmlns:w14="http://schemas.microsoft.com/office/word/2010/wordml" xmlns:w15="http://schemas.microsoft.com/office/word/2012/wordml" xmlns:w16cex="http://schemas.microsoft.com/office/word/2018/wordml/cex" xmlns:w16cid="http://schemas.microsoft.com/office/word/2016/wordml/cid" xmlns:w16="http://schemas.microsoft.com/office/word/2018/wordml" xmlns:w16du="http://schemas.microsoft.com/office/word/2023/wordml/word16du" xmlns:w16sdtdh="http://schemas.microsoft.com/office/word/2020/wordml/sdtdatahash" xmlns:w16sdtfl="http://schemas.microsoft.com/office/word/2024/wordml/sdtformatlock" xmlns:w16se="http://schemas.microsoft.com/office/word/2015/wordml/symex" xmlns:wpg="http://schemas.microsoft.com/office/word/2010/wordprocessingGroup" xmlns:wpi="http://schemas.microsoft.com/office/word/2010/wordprocessingInk" xmlns:wne="http://schemas.microsoft.com/office/word/2006/wordml" xmlns:wps="http://schemas.microsoft.com/office/word/2010/wordprocessingShape" mc:Ignorable="w14 w15 w16se w16cid w16 w16cex w16sdtdh w16sdtfl w16du wp14">
   <w:body>
+    <w:p>
+      <w:r>
+        <w:t>1 Perform Operations On Given Dataset (Excel)</w:t>
+      </w:r>
+    </w:p>
     <w:tbl>
       <w:tblPr>
         <w:tblW w:w="0" w:type="auto"/>
@@ -50,7 +55,7 @@
                 <w:b/>
                 <w:bCs/>
               </w:rPr>
-              <w:t>Q. No.</w:t>
+              <w:t xml:space="preserve">                                                                                                                                                                                                                                                                                                                                                                                                                                                                                                                                                                                                                                                                                                                                                                                                                                                                                                                                                                                                                                                                                                                                                                                                                                                                                                                                                                                                                                                                                                                                                                                                                                                                                                                                                                                                                                                                                                                                                                                                                                                                                                                                                                                                                                                                                                                                                                                                                                                                                                                                                                                                                                                                                                                                                                                                                                                                                                                                                                       </w:t>
             </w:r>
           </w:p>
         </w:tc>
@@ -172,15 +177,7 @@
           </w:tcPr>
           <w:p>
             <w:r>
-              <w:t xml:space="preserve">Use the </w:t>
-            </w:r>
-            <w:proofErr w:type="gramStart"/>
-            <w:r>
-              <w:t>TRIM(</w:t>
-            </w:r>
-            <w:proofErr w:type="gramEnd"/>
-            <w:r>
-              <w:t>) function to remove leading/trailing spaces in the Name column.</w:t>
+              <w:t>Use the TRIM() function to remove leading/trailing spaces in the Name column.</w:t>
             </w:r>
           </w:p>
         </w:tc>
@@ -217,15 +214,165 @@
           </w:tcPr>
           <w:p>
             <w:r>
+              <w:t>Use PROPER() to standardize names in the Name column.</w:t>
+            </w:r>
+          </w:p>
+        </w:tc>
+      </w:tr>
+      <w:tr>
+        <w:trPr>
+          <w:tblCellSpacing w:w="15" w:type="dxa"/>
+        </w:trPr>
+        <w:tc>
+          <w:tcPr>
+            <w:tcW w:w="943" w:type="dxa"/>
+            <w:vAlign w:val="center"/>
+            <w:hideMark/>
+          </w:tcPr>
+          <w:p/>
+        </w:tc>
+        <w:tc>
+          <w:tcPr>
+            <w:tcW w:w="1865" w:type="dxa"/>
+            <w:vAlign w:val="center"/>
+            <w:hideMark/>
+          </w:tcPr>
+          <w:p>
+            <w:r>
+              <w:t>Find &amp; Replace</w:t>
+            </w:r>
+          </w:p>
+        </w:tc>
+        <w:tc>
+          <w:tcPr>
+            <w:tcW w:w="0" w:type="auto"/>
+            <w:vAlign w:val="center"/>
+            <w:hideMark/>
+          </w:tcPr>
+          <w:p>
+            <w:r>
+              <w:t>Replace "N/A" and "Not Available" in the Status column with blanks.</w:t>
+            </w:r>
+          </w:p>
+        </w:tc>
+      </w:tr>
+      <w:tr>
+        <w:trPr>
+          <w:tblCellSpacing w:w="15" w:type="dxa"/>
+        </w:trPr>
+        <w:tc>
+          <w:tcPr>
+            <w:tcW w:w="943" w:type="dxa"/>
+            <w:vAlign w:val="center"/>
+            <w:hideMark/>
+          </w:tcPr>
+          <w:p/>
+        </w:tc>
+        <w:tc>
+          <w:tcPr>
+            <w:tcW w:w="1865" w:type="dxa"/>
+            <w:vAlign w:val="center"/>
+            <w:hideMark/>
+          </w:tcPr>
+          <w:p>
+            <w:r>
+              <w:t>Highlight Blanks</w:t>
+            </w:r>
+          </w:p>
+        </w:tc>
+        <w:tc>
+          <w:tcPr>
+            <w:tcW w:w="0" w:type="auto"/>
+            <w:vAlign w:val="center"/>
+            <w:hideMark/>
+          </w:tcPr>
+          <w:p>
+            <w:r>
+              <w:t>Highlight blank cells in the Email column.</w:t>
+            </w:r>
+          </w:p>
+        </w:tc>
+      </w:tr>
+      <w:tr>
+        <w:trPr>
+          <w:tblCellSpacing w:w="15" w:type="dxa"/>
+        </w:trPr>
+        <w:tc>
+          <w:tcPr>
+            <w:tcW w:w="943" w:type="dxa"/>
+            <w:vAlign w:val="center"/>
+            <w:hideMark/>
+          </w:tcPr>
+          <w:p/>
+        </w:tc>
+        <w:tc>
+          <w:tcPr>
+            <w:tcW w:w="1865" w:type="dxa"/>
+            <w:vAlign w:val="center"/>
+            <w:hideMark/>
+          </w:tcPr>
+          <w:p>
+            <w:r>
+              <w:t>Fill Blanks</w:t>
+            </w:r>
+          </w:p>
+        </w:tc>
+        <w:tc>
+          <w:tcPr>
+            <w:tcW w:w="0" w:type="auto"/>
+            <w:vAlign w:val="center"/>
+            <w:hideMark/>
+          </w:tcPr>
+          <w:p>
+            <w:r>
+              <w:t>Replace blank City values with "Unknown".</w:t>
+            </w:r>
+          </w:p>
+        </w:tc>
+      </w:tr>
+      <w:tr>
+        <w:trPr>
+          <w:tblCellSpacing w:w="15" w:type="dxa"/>
+        </w:trPr>
+        <w:tc>
+          <w:tcPr>
+            <w:tcW w:w="943" w:type="dxa"/>
+            <w:vAlign w:val="center"/>
+            <w:hideMark/>
+          </w:tcPr>
+          <w:p/>
+        </w:tc>
+        <w:tc>
+          <w:tcPr>
+            <w:tcW w:w="1865" w:type="dxa"/>
+            <w:vAlign w:val="center"/>
+            <w:hideMark/>
+          </w:tcPr>
+          <w:p>
+            <w:r>
+              <w:t>Split Full Name</w:t>
+            </w:r>
+          </w:p>
+        </w:tc>
+        <w:tc>
+          <w:tcPr>
+            <w:tcW w:w="0" w:type="auto"/>
+            <w:vAlign w:val="center"/>
+            <w:hideMark/>
+          </w:tcPr>
+          <w:p>
+            <w:r>
               <w:t xml:space="preserve">Use </w:t>
             </w:r>
-            <w:proofErr w:type="gramStart"/>
-            <w:r>
-              <w:t>PROPER(</w:t>
-            </w:r>
-            <w:proofErr w:type="gramEnd"/>
-            <w:r>
-              <w:t>) to standardize names in the Name column.</w:t>
+            <w:r>
+              <w:rPr>
+                <w:b/>
+                <w:bCs/>
+              </w:rPr>
+              <w:t>Text to Columns</w:t>
+            </w:r>
+            <w:r>
+              <w:t xml:space="preserve"> to split Full Name into First Name and Last Name.</w:t>
             </w:r>
           </w:p>
         </w:tc>
@@ -250,24 +397,19 @@
           </w:tcPr>
           <w:p>
             <w:r>
-              <w:t xml:space="preserve">Find &amp; </w:t>
-            </w:r>
-            <w:proofErr w:type="gramStart"/>
-            <w:r>
-              <w:t>Replace</w:t>
-            </w:r>
-            <w:proofErr w:type="gramEnd"/>
-          </w:p>
-        </w:tc>
-        <w:tc>
-          <w:tcPr>
-            <w:tcW w:w="0" w:type="auto"/>
-            <w:vAlign w:val="center"/>
-            <w:hideMark/>
-          </w:tcPr>
-          <w:p>
-            <w:r>
-              <w:t>Replace "N/A" and "Not Available" in the Status column with blanks.</w:t>
+              <w:t>Remove Unwanted Characters</w:t>
+            </w:r>
+          </w:p>
+        </w:tc>
+        <w:tc>
+          <w:tcPr>
+            <w:tcW w:w="0" w:type="auto"/>
+            <w:vAlign w:val="center"/>
+            <w:hideMark/>
+          </w:tcPr>
+          <w:p>
+            <w:r>
+              <w:t>Clean the Phone Number column using SUBSTITUTE() or REPLACE().</w:t>
             </w:r>
           </w:p>
         </w:tc>
@@ -292,19 +434,19 @@
           </w:tcPr>
           <w:p>
             <w:r>
-              <w:t>Highlight Blanks</w:t>
-            </w:r>
-          </w:p>
-        </w:tc>
-        <w:tc>
-          <w:tcPr>
-            <w:tcW w:w="0" w:type="auto"/>
-            <w:vAlign w:val="center"/>
-            <w:hideMark/>
-          </w:tcPr>
-          <w:p>
-            <w:r>
-              <w:t>Highlight blank cells in the Email column.</w:t>
+              <w:t>Standardize Date Format</w:t>
+            </w:r>
+          </w:p>
+        </w:tc>
+        <w:tc>
+          <w:tcPr>
+            <w:tcW w:w="0" w:type="auto"/>
+            <w:vAlign w:val="center"/>
+            <w:hideMark/>
+          </w:tcPr>
+          <w:p>
+            <w:r>
+              <w:t>Convert Date of Joining to DD-MM-YYYY format.</w:t>
             </w:r>
           </w:p>
         </w:tc>
@@ -329,19 +471,19 @@
           </w:tcPr>
           <w:p>
             <w:r>
-              <w:t>Fill Blanks</w:t>
-            </w:r>
-          </w:p>
-        </w:tc>
-        <w:tc>
-          <w:tcPr>
-            <w:tcW w:w="0" w:type="auto"/>
-            <w:vAlign w:val="center"/>
-            <w:hideMark/>
-          </w:tcPr>
-          <w:p>
-            <w:r>
-              <w:t>Replace blank City values with "Unknown".</w:t>
+              <w:t>Data Validation</w:t>
+            </w:r>
+          </w:p>
+        </w:tc>
+        <w:tc>
+          <w:tcPr>
+            <w:tcW w:w="0" w:type="auto"/>
+            <w:vAlign w:val="center"/>
+            <w:hideMark/>
+          </w:tcPr>
+          <w:p>
+            <w:r>
+              <w:t>Restrict Age values between 18 and 60 using Data Validation.</w:t>
             </w:r>
           </w:p>
         </w:tc>
@@ -366,29 +508,19 @@
           </w:tcPr>
           <w:p>
             <w:r>
-              <w:t>Split Full Name</w:t>
-            </w:r>
-          </w:p>
-        </w:tc>
-        <w:tc>
-          <w:tcPr>
-            <w:tcW w:w="0" w:type="auto"/>
-            <w:vAlign w:val="center"/>
-            <w:hideMark/>
-          </w:tcPr>
-          <w:p>
-            <w:r>
-              <w:t xml:space="preserve">Use </w:t>
-            </w:r>
-            <w:r>
-              <w:rPr>
-                <w:b/>
-                <w:bCs/>
-              </w:rPr>
-              <w:t>Text to Columns</w:t>
-            </w:r>
-            <w:r>
-              <w:t xml:space="preserve"> to split Full Name into First Name and Last Name.</w:t>
+              <w:t>Handle Formula Errors</w:t>
+            </w:r>
+          </w:p>
+        </w:tc>
+        <w:tc>
+          <w:tcPr>
+            <w:tcW w:w="0" w:type="auto"/>
+            <w:vAlign w:val="center"/>
+            <w:hideMark/>
+          </w:tcPr>
+          <w:p>
+            <w:r>
+              <w:t>Use IFERROR() in the Bonus Calculation column.</w:t>
             </w:r>
           </w:p>
         </w:tc>
@@ -413,35 +545,19 @@
           </w:tcPr>
           <w:p>
             <w:r>
-              <w:t>Remove Unwanted Characters</w:t>
-            </w:r>
-          </w:p>
-        </w:tc>
-        <w:tc>
-          <w:tcPr>
-            <w:tcW w:w="0" w:type="auto"/>
-            <w:vAlign w:val="center"/>
-            <w:hideMark/>
-          </w:tcPr>
-          <w:p>
-            <w:r>
-              <w:t xml:space="preserve">Clean the Phone Number column using </w:t>
-            </w:r>
-            <w:proofErr w:type="gramStart"/>
-            <w:r>
-              <w:t>SUBSTITUTE(</w:t>
-            </w:r>
-            <w:proofErr w:type="gramEnd"/>
-            <w:r>
-              <w:t xml:space="preserve">) or </w:t>
-            </w:r>
-            <w:proofErr w:type="gramStart"/>
-            <w:r>
-              <w:t>REPLACE(</w:t>
-            </w:r>
-            <w:proofErr w:type="gramEnd"/>
-            <w:r>
-              <w:t>).</w:t>
+              <w:t>Flash Fill</w:t>
+            </w:r>
+          </w:p>
+        </w:tc>
+        <w:tc>
+          <w:tcPr>
+            <w:tcW w:w="0" w:type="auto"/>
+            <w:vAlign w:val="center"/>
+            <w:hideMark/>
+          </w:tcPr>
+          <w:p>
+            <w:r>
+              <w:t>Extract domain names from email addresses using Flash Fill.</w:t>
             </w:r>
           </w:p>
         </w:tc>
@@ -466,162 +582,6 @@
           </w:tcPr>
           <w:p>
             <w:r>
-              <w:t>Standardize Date Format</w:t>
-            </w:r>
-          </w:p>
-        </w:tc>
-        <w:tc>
-          <w:tcPr>
-            <w:tcW w:w="0" w:type="auto"/>
-            <w:vAlign w:val="center"/>
-            <w:hideMark/>
-          </w:tcPr>
-          <w:p>
-            <w:r>
-              <w:t>Convert Date of Joining to DD-MM-YYYY format.</w:t>
-            </w:r>
-          </w:p>
-        </w:tc>
-      </w:tr>
-      <w:tr>
-        <w:trPr>
-          <w:tblCellSpacing w:w="15" w:type="dxa"/>
-        </w:trPr>
-        <w:tc>
-          <w:tcPr>
-            <w:tcW w:w="943" w:type="dxa"/>
-            <w:vAlign w:val="center"/>
-            <w:hideMark/>
-          </w:tcPr>
-          <w:p/>
-        </w:tc>
-        <w:tc>
-          <w:tcPr>
-            <w:tcW w:w="1865" w:type="dxa"/>
-            <w:vAlign w:val="center"/>
-            <w:hideMark/>
-          </w:tcPr>
-          <w:p>
-            <w:r>
-              <w:t>Data Validation</w:t>
-            </w:r>
-          </w:p>
-        </w:tc>
-        <w:tc>
-          <w:tcPr>
-            <w:tcW w:w="0" w:type="auto"/>
-            <w:vAlign w:val="center"/>
-            <w:hideMark/>
-          </w:tcPr>
-          <w:p>
-            <w:r>
-              <w:t>Restrict Age values between 18 and 60 using Data Validation.</w:t>
-            </w:r>
-          </w:p>
-        </w:tc>
-      </w:tr>
-      <w:tr>
-        <w:trPr>
-          <w:tblCellSpacing w:w="15" w:type="dxa"/>
-        </w:trPr>
-        <w:tc>
-          <w:tcPr>
-            <w:tcW w:w="943" w:type="dxa"/>
-            <w:vAlign w:val="center"/>
-            <w:hideMark/>
-          </w:tcPr>
-          <w:p/>
-        </w:tc>
-        <w:tc>
-          <w:tcPr>
-            <w:tcW w:w="1865" w:type="dxa"/>
-            <w:vAlign w:val="center"/>
-            <w:hideMark/>
-          </w:tcPr>
-          <w:p>
-            <w:r>
-              <w:t>Handle Formula Errors</w:t>
-            </w:r>
-          </w:p>
-        </w:tc>
-        <w:tc>
-          <w:tcPr>
-            <w:tcW w:w="0" w:type="auto"/>
-            <w:vAlign w:val="center"/>
-            <w:hideMark/>
-          </w:tcPr>
-          <w:p>
-            <w:r>
-              <w:t xml:space="preserve">Use </w:t>
-            </w:r>
-            <w:proofErr w:type="gramStart"/>
-            <w:r>
-              <w:t>IFERROR(</w:t>
-            </w:r>
-            <w:proofErr w:type="gramEnd"/>
-            <w:r>
-              <w:t>) in the Bonus Calculation column.</w:t>
-            </w:r>
-          </w:p>
-        </w:tc>
-      </w:tr>
-      <w:tr>
-        <w:trPr>
-          <w:tblCellSpacing w:w="15" w:type="dxa"/>
-        </w:trPr>
-        <w:tc>
-          <w:tcPr>
-            <w:tcW w:w="943" w:type="dxa"/>
-            <w:vAlign w:val="center"/>
-            <w:hideMark/>
-          </w:tcPr>
-          <w:p/>
-        </w:tc>
-        <w:tc>
-          <w:tcPr>
-            <w:tcW w:w="1865" w:type="dxa"/>
-            <w:vAlign w:val="center"/>
-            <w:hideMark/>
-          </w:tcPr>
-          <w:p>
-            <w:r>
-              <w:t>Flash Fill</w:t>
-            </w:r>
-          </w:p>
-        </w:tc>
-        <w:tc>
-          <w:tcPr>
-            <w:tcW w:w="0" w:type="auto"/>
-            <w:vAlign w:val="center"/>
-            <w:hideMark/>
-          </w:tcPr>
-          <w:p>
-            <w:r>
-              <w:t>Extract domain names from email addresses using Flash Fill.</w:t>
-            </w:r>
-          </w:p>
-        </w:tc>
-      </w:tr>
-      <w:tr>
-        <w:trPr>
-          <w:tblCellSpacing w:w="15" w:type="dxa"/>
-        </w:trPr>
-        <w:tc>
-          <w:tcPr>
-            <w:tcW w:w="943" w:type="dxa"/>
-            <w:vAlign w:val="center"/>
-            <w:hideMark/>
-          </w:tcPr>
-          <w:p/>
-        </w:tc>
-        <w:tc>
-          <w:tcPr>
-            <w:tcW w:w="1865" w:type="dxa"/>
-            <w:vAlign w:val="center"/>
-            <w:hideMark/>
-          </w:tcPr>
-          <w:p>
-            <w:r>
               <w:t>Merge Columns</w:t>
             </w:r>
           </w:p>
@@ -634,15 +594,7 @@
           </w:tcPr>
           <w:p>
             <w:r>
-              <w:t xml:space="preserve">Merge Address Line 1 and Address Line 2 using &amp; or </w:t>
-            </w:r>
-            <w:proofErr w:type="gramStart"/>
-            <w:r>
-              <w:t>CONCATENATE(</w:t>
-            </w:r>
-            <w:proofErr w:type="gramEnd"/>
-            <w:r>
-              <w:t>).</w:t>
+              <w:t>Merge Address Line 1 and Address Line 2 using &amp; or CONCATENATE().</w:t>
             </w:r>
           </w:p>
         </w:tc>
@@ -760,6 +712,20 @@
       </w:tr>
     </w:tbl>
     <w:p/>
+    <w:p>
+      <w:r>
+        <w:t>2</w:t>
+      </w:r>
+      <w:r>
+        <w:t xml:space="preserve"> Perform Operations On Given Dataset</w:t>
+      </w:r>
+      <w:r>
+        <w:t xml:space="preserve"> </w:t>
+      </w:r>
+      <w:r>
+        <w:t>(Excel)</w:t>
+      </w:r>
+    </w:p>
     <w:tbl>
       <w:tblPr>
         <w:tblW w:w="0" w:type="auto"/>
@@ -930,23 +896,7 @@
           </w:tcPr>
           <w:p>
             <w:r>
-              <w:t xml:space="preserve">Identify Top 3 scorers using </w:t>
-            </w:r>
-            <w:proofErr w:type="gramStart"/>
-            <w:r>
-              <w:t>LARGE(</w:t>
-            </w:r>
-            <w:proofErr w:type="gramEnd"/>
-            <w:r>
-              <w:t xml:space="preserve">) or </w:t>
-            </w:r>
-            <w:proofErr w:type="gramStart"/>
-            <w:r>
-              <w:t>SORT(</w:t>
-            </w:r>
-            <w:proofErr w:type="gramEnd"/>
-            <w:r>
-              <w:t>).</w:t>
+              <w:t>Identify Top 3 scorers using LARGE() or SORT().</w:t>
             </w:r>
           </w:p>
         </w:tc>
@@ -1030,23 +980,7 @@
           </w:tcPr>
           <w:p>
             <w:r>
-              <w:t xml:space="preserve">Region-wise Total Sales, Best Performing Region using </w:t>
-            </w:r>
-            <w:proofErr w:type="gramStart"/>
-            <w:r>
-              <w:t>SUMIFS(</w:t>
-            </w:r>
-            <w:proofErr w:type="gramEnd"/>
-            <w:r>
-              <w:t xml:space="preserve">) and </w:t>
-            </w:r>
-            <w:proofErr w:type="gramStart"/>
-            <w:r>
-              <w:t>MAX(</w:t>
-            </w:r>
-            <w:proofErr w:type="gramEnd"/>
-            <w:r>
-              <w:t>).</w:t>
+              <w:t>Region-wise Total Sales, Best Performing Region using SUMIFS() and MAX().</w:t>
             </w:r>
           </w:p>
         </w:tc>
@@ -1090,6 +1024,20 @@
       </w:tr>
     </w:tbl>
     <w:p/>
+    <w:p>
+      <w:r>
+        <w:t>3</w:t>
+      </w:r>
+      <w:r>
+        <w:t xml:space="preserve"> Perform Operations On Given Dataset</w:t>
+      </w:r>
+      <w:r>
+        <w:t xml:space="preserve"> </w:t>
+      </w:r>
+      <w:r>
+        <w:t>(Excel)</w:t>
+      </w:r>
+    </w:p>
     <w:tbl>
       <w:tblPr>
         <w:tblW w:w="0" w:type="auto"/>
@@ -1381,6 +1329,15 @@
     <w:p/>
     <w:p/>
     <w:p/>
+    <w:p>
+      <w:r>
+        <w:lastRenderedPageBreak/>
+        <w:t>4</w:t>
+      </w:r>
+      <w:r>
+        <w:t xml:space="preserve"> Perform Operations On Given Dataset(Excel)</w:t>
+      </w:r>
+    </w:p>
     <w:tbl>
       <w:tblPr>
         <w:tblW w:w="0" w:type="auto"/>
@@ -1429,7 +1386,6 @@
                 <w:b/>
                 <w:bCs/>
               </w:rPr>
-              <w:lastRenderedPageBreak/>
               <w:t>Q. No.</w:t>
             </w:r>
           </w:p>
@@ -1665,6 +1621,14 @@
       </w:tr>
     </w:tbl>
     <w:p/>
+    <w:p>
+      <w:r>
+        <w:t>5</w:t>
+      </w:r>
+      <w:r>
+        <w:t xml:space="preserve"> Perform Operations On Given Dataset(Excel)</w:t>
+      </w:r>
+    </w:p>
     <w:tbl>
       <w:tblPr>
         <w:tblW w:w="0" w:type="auto"/>
@@ -1948,6 +1912,14 @@
       </w:tr>
     </w:tbl>
     <w:p/>
+    <w:p>
+      <w:r>
+        <w:t>6</w:t>
+      </w:r>
+      <w:r>
+        <w:t xml:space="preserve"> Perform Operations On Given Dataset(Excel)</w:t>
+      </w:r>
+    </w:p>
     <w:tbl>
       <w:tblPr>
         <w:tblW w:w="0" w:type="auto"/>
@@ -2236,7 +2208,14 @@
       </w:tr>
     </w:tbl>
     <w:p/>
-    <w:p/>
+    <w:p>
+      <w:r>
+        <w:t>7</w:t>
+      </w:r>
+      <w:r>
+        <w:t xml:space="preserve"> Perform Operations On Given Dataset(Excel)</w:t>
+      </w:r>
+    </w:p>
     <w:tbl>
       <w:tblPr>
         <w:tblW w:w="0" w:type="auto"/>
@@ -2284,7 +2263,6 @@
                 <w:b/>
                 <w:bCs/>
               </w:rPr>
-              <w:lastRenderedPageBreak/>
               <w:t>Q. No.</w:t>
             </w:r>
           </w:p>
@@ -2368,6 +2346,14 @@
       </w:tr>
     </w:tbl>
     <w:p/>
+    <w:p>
+      <w:r>
+        <w:t>8</w:t>
+      </w:r>
+      <w:r>
+        <w:t xml:space="preserve"> Perform Operations On Given Dataset(Excel)</w:t>
+      </w:r>
+    </w:p>
     <w:tbl>
       <w:tblPr>
         <w:tblW w:w="0" w:type="auto"/>
@@ -2637,9 +2623,9 @@
         <w:t xml:space="preserve">Expected Output: 6 </w:t>
       </w:r>
     </w:p>
-    <w:p/>
     <w:p>
       <w:r>
+        <w:lastRenderedPageBreak/>
         <w:t>11</w:t>
       </w:r>
       <w:r>
@@ -2664,15 +2650,9 @@
     <w:p/>
     <w:p/>
     <w:p>
-      <w:proofErr w:type="gramStart"/>
-      <w:r>
-        <w:lastRenderedPageBreak/>
+      <w:r>
         <w:t xml:space="preserve">12 </w:t>
       </w:r>
-      <w:r>
-        <w:t>.</w:t>
-      </w:r>
-      <w:proofErr w:type="gramEnd"/>
       <w:r>
         <w:t xml:space="preserve"> Filter even numbers using filter</w:t>
       </w:r>
@@ -2699,15 +2679,7 @@
       </w:r>
       <w:r>
         <w:br/>
-        <w:t xml:space="preserve">Use </w:t>
-      </w:r>
-      <w:proofErr w:type="gramStart"/>
-      <w:r>
-        <w:t>reduce</w:t>
-      </w:r>
-      <w:proofErr w:type="gramEnd"/>
-      <w:r>
-        <w:t xml:space="preserve"> to calculate the sum of all elements in a list.</w:t>
+        <w:t>Use reduce to calculate the sum of all elements in a list.</w:t>
       </w:r>
       <w:r>
         <w:br/>
@@ -2763,10 +2735,7 @@
     <w:p/>
     <w:p>
       <w:r>
-        <w:t xml:space="preserve">Using </w:t>
-      </w:r>
-      <w:r>
-        <w:t>List and Dictionary Comprehensions</w:t>
+        <w:t>Using List and Dictionary Comprehensions</w:t>
       </w:r>
     </w:p>
     <w:p/>
@@ -2813,6 +2782,7 @@
         <w:rPr>
           <w:lang w:val="en-US"/>
         </w:rPr>
+        <w:lastRenderedPageBreak/>
         <w:t xml:space="preserve">#input </w:t>
       </w:r>
       <w:r>
@@ -2846,27 +2816,10 @@
     <w:p/>
     <w:p>
       <w:r>
-        <w:lastRenderedPageBreak/>
-        <w:t xml:space="preserve">18 </w:t>
-      </w:r>
-      <w:proofErr w:type="gramStart"/>
-      <w:r>
-        <w:t>dictionary</w:t>
-      </w:r>
-      <w:proofErr w:type="gramEnd"/>
-      <w:r>
-        <w:t xml:space="preserve"> </w:t>
-      </w:r>
-      <w:proofErr w:type="gramStart"/>
-      <w:r>
-        <w:t xml:space="preserve">of </w:t>
-      </w:r>
-      <w:r>
-        <w:t xml:space="preserve"> even</w:t>
-      </w:r>
-      <w:proofErr w:type="gramEnd"/>
-      <w:r>
-        <w:t xml:space="preserve"> numbers</w:t>
+        <w:t xml:space="preserve">18 dictionary of </w:t>
+      </w:r>
+      <w:r>
+        <w:t xml:space="preserve"> even numbers</w:t>
       </w:r>
     </w:p>
     <w:p>
@@ -2899,10 +2852,7 @@
     <w:p/>
     <w:p>
       <w:r>
-        <w:t xml:space="preserve">19 </w:t>
-      </w:r>
-      <w:r>
-        <w:t>Read a CSV file and display its contents</w:t>
+        <w:t>19 Read a CSV file and display its contents</w:t>
       </w:r>
       <w:r>
         <w:br/>
@@ -2943,10 +2893,7 @@
         <w:t>21</w:t>
       </w:r>
       <w:r>
-        <w:t xml:space="preserve"> </w:t>
-      </w:r>
-      <w:r>
-        <w:t>Handle missing values by filling them</w:t>
+        <w:t xml:space="preserve"> Handle missing values by filling them</w:t>
       </w:r>
       <w:r>
         <w:br/>
@@ -2956,10 +2903,7 @@
     <w:p/>
     <w:p>
       <w:r>
-        <w:t xml:space="preserve">22 </w:t>
-      </w:r>
-      <w:r>
-        <w:t>Filter and clean data</w:t>
+        <w:t>22 Filter and clean data</w:t>
       </w:r>
       <w:r>
         <w:br/>
@@ -2988,15 +2932,7 @@
         <w:t xml:space="preserve">23 </w:t>
       </w:r>
       <w:r>
-        <w:t xml:space="preserve">Create </w:t>
-      </w:r>
-      <w:proofErr w:type="gramStart"/>
-      <w:r>
-        <w:t>a</w:t>
-      </w:r>
-      <w:proofErr w:type="gramEnd"/>
-      <w:r>
-        <w:t xml:space="preserve"> SQLite database and a table</w:t>
+        <w:t>Create a SQLite database and a table</w:t>
       </w:r>
       <w:r>
         <w:br/>
@@ -3008,15 +2944,7 @@
       </w:r>
       <w:proofErr w:type="spellEnd"/>
       <w:r>
-        <w:t xml:space="preserve"> and add a </w:t>
-      </w:r>
-      <w:proofErr w:type="gramStart"/>
-      <w:r>
-        <w:t>table students</w:t>
-      </w:r>
-      <w:proofErr w:type="gramEnd"/>
-      <w:r>
-        <w:t xml:space="preserve"> with columns: id, name, age, and grade.</w:t>
+        <w:t xml:space="preserve"> and add a table students with columns: id, name, age, and grade.</w:t>
       </w:r>
     </w:p>
     <w:p/>
@@ -3025,10 +2953,7 @@
         <w:t>24</w:t>
       </w:r>
       <w:r>
-        <w:t xml:space="preserve"> </w:t>
-      </w:r>
-      <w:r>
-        <w:t>Insert and fetch records from a table</w:t>
+        <w:t xml:space="preserve"> Insert and fetch records from a table</w:t>
       </w:r>
       <w:r>
         <w:br/>
@@ -3067,14 +2992,10 @@
     <w:p/>
     <w:p>
       <w:r>
-        <w:lastRenderedPageBreak/>
         <w:t>26</w:t>
       </w:r>
       <w:r>
-        <w:t xml:space="preserve"> </w:t>
-      </w:r>
-      <w:r>
-        <w:t>Dump entire database to a file</w:t>
+        <w:t xml:space="preserve"> Dump entire database to a file</w:t>
       </w:r>
       <w:r>
         <w:br/>
@@ -3542,6 +3463,7 @@
   <w:style w:type="paragraph" w:default="1" w:styleId="Normal">
     <w:name w:val="Normal"/>
     <w:qFormat/>
+    <w:rsid w:val="00901F79"/>
   </w:style>
   <w:style w:type="paragraph" w:styleId="Heading1">
     <w:name w:val="heading 1"/>
@@ -3745,6 +3667,7 @@
   <w:style w:type="character" w:default="1" w:styleId="DefaultParagraphFont">
     <w:name w:val="Default Paragraph Font"/>
     <w:uiPriority w:val="1"/>
+    <w:semiHidden/>
     <w:unhideWhenUsed/>
   </w:style>
   <w:style w:type="table" w:default="1" w:styleId="TableNormal">
